--- a/docs/印样台使用教程.docx
+++ b/docs/印样台使用教程.docx
@@ -198,7 +198,7 @@
       <w:r>
         <w:drawing>
           <wp:inline xmlns:a="http://schemas.openxmlformats.org/drawingml/2006/main" xmlns:pic="http://schemas.openxmlformats.org/drawingml/2006/picture">
-            <wp:extent cx="5400000" cy="6663354"/>
+            <wp:extent cx="3397347" cy="4192171"/>
             <wp:docPr id="1" name="Picture 1"/>
             <wp:cNvGraphicFramePr>
               <a:graphicFrameLocks noChangeAspect="1"/>
@@ -219,7 +219,7 @@
                   <pic:spPr>
                     <a:xfrm>
                       <a:off x="0" y="0"/>
-                      <a:ext cx="5400000" cy="6663354"/>
+                      <a:ext cx="3397347" cy="4192171"/>
                     </a:xfrm>
                     <a:prstGeom prst="rect"/>
                   </pic:spPr>
@@ -1245,7 +1245,7 @@
       <w:r>
         <w:drawing>
           <wp:inline xmlns:a="http://schemas.openxmlformats.org/drawingml/2006/main" xmlns:pic="http://schemas.openxmlformats.org/drawingml/2006/picture">
-            <wp:extent cx="5400000" cy="6663354"/>
+            <wp:extent cx="3397347" cy="4192171"/>
             <wp:docPr id="2" name="Picture 2"/>
             <wp:cNvGraphicFramePr>
               <a:graphicFrameLocks noChangeAspect="1"/>
@@ -1266,7 +1266,7 @@
                   <pic:spPr>
                     <a:xfrm>
                       <a:off x="0" y="0"/>
-                      <a:ext cx="5400000" cy="6663354"/>
+                      <a:ext cx="3397347" cy="4192171"/>
                     </a:xfrm>
                     <a:prstGeom prst="rect"/>
                   </pic:spPr>
@@ -1352,7 +1352,7 @@
       <w:r>
         <w:drawing>
           <wp:inline xmlns:a="http://schemas.openxmlformats.org/drawingml/2006/main" xmlns:pic="http://schemas.openxmlformats.org/drawingml/2006/picture">
-            <wp:extent cx="5400000" cy="6663354"/>
+            <wp:extent cx="3397347" cy="4192171"/>
             <wp:docPr id="3" name="Picture 3"/>
             <wp:cNvGraphicFramePr>
               <a:graphicFrameLocks noChangeAspect="1"/>
@@ -1373,7 +1373,7 @@
                   <pic:spPr>
                     <a:xfrm>
                       <a:off x="0" y="0"/>
-                      <a:ext cx="5400000" cy="6663354"/>
+                      <a:ext cx="3397347" cy="4192171"/>
                     </a:xfrm>
                     <a:prstGeom prst="rect"/>
                   </pic:spPr>
@@ -1459,7 +1459,7 @@
       <w:r>
         <w:drawing>
           <wp:inline xmlns:a="http://schemas.openxmlformats.org/drawingml/2006/main" xmlns:pic="http://schemas.openxmlformats.org/drawingml/2006/picture">
-            <wp:extent cx="5400000" cy="6663354"/>
+            <wp:extent cx="3397347" cy="4192171"/>
             <wp:docPr id="4" name="Picture 4"/>
             <wp:cNvGraphicFramePr>
               <a:graphicFrameLocks noChangeAspect="1"/>
@@ -1480,7 +1480,7 @@
                   <pic:spPr>
                     <a:xfrm>
                       <a:off x="0" y="0"/>
-                      <a:ext cx="5400000" cy="6663354"/>
+                      <a:ext cx="3397347" cy="4192171"/>
                     </a:xfrm>
                     <a:prstGeom prst="rect"/>
                   </pic:spPr>
@@ -1566,7 +1566,7 @@
       <w:r>
         <w:drawing>
           <wp:inline xmlns:a="http://schemas.openxmlformats.org/drawingml/2006/main" xmlns:pic="http://schemas.openxmlformats.org/drawingml/2006/picture">
-            <wp:extent cx="5400000" cy="6663354"/>
+            <wp:extent cx="3397347" cy="4192171"/>
             <wp:docPr id="5" name="Picture 5"/>
             <wp:cNvGraphicFramePr>
               <a:graphicFrameLocks noChangeAspect="1"/>
@@ -1587,7 +1587,7 @@
                   <pic:spPr>
                     <a:xfrm>
                       <a:off x="0" y="0"/>
-                      <a:ext cx="5400000" cy="6663354"/>
+                      <a:ext cx="3397347" cy="4192171"/>
                     </a:xfrm>
                     <a:prstGeom prst="rect"/>
                   </pic:spPr>
@@ -1764,7 +1764,7 @@
       <w:r>
         <w:drawing>
           <wp:inline xmlns:a="http://schemas.openxmlformats.org/drawingml/2006/main" xmlns:pic="http://schemas.openxmlformats.org/drawingml/2006/picture">
-            <wp:extent cx="5400000" cy="6663354"/>
+            <wp:extent cx="3397347" cy="4192171"/>
             <wp:docPr id="6" name="Picture 6"/>
             <wp:cNvGraphicFramePr>
               <a:graphicFrameLocks noChangeAspect="1"/>
@@ -1785,7 +1785,7 @@
                   <pic:spPr>
                     <a:xfrm>
                       <a:off x="0" y="0"/>
-                      <a:ext cx="5400000" cy="6663354"/>
+                      <a:ext cx="3397347" cy="4192171"/>
                     </a:xfrm>
                     <a:prstGeom prst="rect"/>
                   </pic:spPr>
@@ -1821,7 +1821,7 @@
       <w:r>
         <w:drawing>
           <wp:inline xmlns:a="http://schemas.openxmlformats.org/drawingml/2006/main" xmlns:pic="http://schemas.openxmlformats.org/drawingml/2006/picture">
-            <wp:extent cx="5400000" cy="6663354"/>
+            <wp:extent cx="3397347" cy="4192171"/>
             <wp:docPr id="7" name="Picture 7"/>
             <wp:cNvGraphicFramePr>
               <a:graphicFrameLocks noChangeAspect="1"/>
@@ -1842,7 +1842,7 @@
                   <pic:spPr>
                     <a:xfrm>
                       <a:off x="0" y="0"/>
-                      <a:ext cx="5400000" cy="6663354"/>
+                      <a:ext cx="3397347" cy="4192171"/>
                     </a:xfrm>
                     <a:prstGeom prst="rect"/>
                   </pic:spPr>
@@ -1928,7 +1928,7 @@
       <w:r>
         <w:drawing>
           <wp:inline xmlns:a="http://schemas.openxmlformats.org/drawingml/2006/main" xmlns:pic="http://schemas.openxmlformats.org/drawingml/2006/picture">
-            <wp:extent cx="5400000" cy="6663354"/>
+            <wp:extent cx="3397347" cy="4192171"/>
             <wp:docPr id="8" name="Picture 8"/>
             <wp:cNvGraphicFramePr>
               <a:graphicFrameLocks noChangeAspect="1"/>
@@ -1949,7 +1949,7 @@
                   <pic:spPr>
                     <a:xfrm>
                       <a:off x="0" y="0"/>
-                      <a:ext cx="5400000" cy="6663354"/>
+                      <a:ext cx="3397347" cy="4192171"/>
                     </a:xfrm>
                     <a:prstGeom prst="rect"/>
                   </pic:spPr>
@@ -2072,7 +2072,7 @@
       <w:r>
         <w:drawing>
           <wp:inline xmlns:a="http://schemas.openxmlformats.org/drawingml/2006/main" xmlns:pic="http://schemas.openxmlformats.org/drawingml/2006/picture">
-            <wp:extent cx="5400000" cy="6663354"/>
+            <wp:extent cx="3397347" cy="4192171"/>
             <wp:docPr id="9" name="Picture 9"/>
             <wp:cNvGraphicFramePr>
               <a:graphicFrameLocks noChangeAspect="1"/>
@@ -2093,7 +2093,7 @@
                   <pic:spPr>
                     <a:xfrm>
                       <a:off x="0" y="0"/>
-                      <a:ext cx="5400000" cy="6663354"/>
+                      <a:ext cx="3397347" cy="4192171"/>
                     </a:xfrm>
                     <a:prstGeom prst="rect"/>
                   </pic:spPr>
@@ -2267,7 +2267,7 @@
       <w:r>
         <w:drawing>
           <wp:inline xmlns:a="http://schemas.openxmlformats.org/drawingml/2006/main" xmlns:pic="http://schemas.openxmlformats.org/drawingml/2006/picture">
-            <wp:extent cx="5400000" cy="6663354"/>
+            <wp:extent cx="3397347" cy="4192171"/>
             <wp:docPr id="10" name="Picture 10"/>
             <wp:cNvGraphicFramePr>
               <a:graphicFrameLocks noChangeAspect="1"/>
@@ -2288,7 +2288,7 @@
                   <pic:spPr>
                     <a:xfrm>
                       <a:off x="0" y="0"/>
-                      <a:ext cx="5400000" cy="6663354"/>
+                      <a:ext cx="3397347" cy="4192171"/>
                     </a:xfrm>
                     <a:prstGeom prst="rect"/>
                   </pic:spPr>

--- a/docs/印样台使用教程.docx
+++ b/docs/印样台使用教程.docx
@@ -198,7 +198,7 @@
       <w:r>
         <w:drawing>
           <wp:inline xmlns:a="http://schemas.openxmlformats.org/drawingml/2006/main" xmlns:pic="http://schemas.openxmlformats.org/drawingml/2006/picture">
-            <wp:extent cx="3397347" cy="4192171"/>
+            <wp:extent cx="5400000" cy="6836250"/>
             <wp:docPr id="1" name="Picture 1"/>
             <wp:cNvGraphicFramePr>
               <a:graphicFrameLocks noChangeAspect="1"/>
@@ -207,7 +207,7 @@
               <a:graphicData uri="http://schemas.openxmlformats.org/drawingml/2006/picture">
                 <pic:pic>
                   <pic:nvPicPr>
-                    <pic:cNvPr id="0" name="m11-home.png"/>
+                    <pic:cNvPr id="0" name="home.png"/>
                     <pic:cNvPicPr/>
                   </pic:nvPicPr>
                   <pic:blipFill>
@@ -219,7 +219,7 @@
                   <pic:spPr>
                     <a:xfrm>
                       <a:off x="0" y="0"/>
-                      <a:ext cx="3397347" cy="4192171"/>
+                      <a:ext cx="5400000" cy="6836250"/>
                     </a:xfrm>
                     <a:prstGeom prst="rect"/>
                   </pic:spPr>
@@ -1245,7 +1245,7 @@
       <w:r>
         <w:drawing>
           <wp:inline xmlns:a="http://schemas.openxmlformats.org/drawingml/2006/main" xmlns:pic="http://schemas.openxmlformats.org/drawingml/2006/picture">
-            <wp:extent cx="3397347" cy="4192171"/>
+            <wp:extent cx="5400000" cy="6836250"/>
             <wp:docPr id="2" name="Picture 2"/>
             <wp:cNvGraphicFramePr>
               <a:graphicFrameLocks noChangeAspect="1"/>
@@ -1254,7 +1254,7 @@
               <a:graphicData uri="http://schemas.openxmlformats.org/drawingml/2006/picture">
                 <pic:pic>
                   <pic:nvPicPr>
-                    <pic:cNvPr id="0" name="m1-brief-form.png"/>
+                    <pic:cNvPr id="0" name="s0.png"/>
                     <pic:cNvPicPr/>
                   </pic:nvPicPr>
                   <pic:blipFill>
@@ -1266,7 +1266,7 @@
                   <pic:spPr>
                     <a:xfrm>
                       <a:off x="0" y="0"/>
-                      <a:ext cx="3397347" cy="4192171"/>
+                      <a:ext cx="5400000" cy="6836250"/>
                     </a:xfrm>
                     <a:prstGeom prst="rect"/>
                   </pic:spPr>
@@ -1352,7 +1352,7 @@
       <w:r>
         <w:drawing>
           <wp:inline xmlns:a="http://schemas.openxmlformats.org/drawingml/2006/main" xmlns:pic="http://schemas.openxmlformats.org/drawingml/2006/picture">
-            <wp:extent cx="3397347" cy="4192171"/>
+            <wp:extent cx="5400000" cy="6836250"/>
             <wp:docPr id="3" name="Picture 3"/>
             <wp:cNvGraphicFramePr>
               <a:graphicFrameLocks noChangeAspect="1"/>
@@ -1361,7 +1361,7 @@
               <a:graphicData uri="http://schemas.openxmlformats.org/drawingml/2006/picture">
                 <pic:pic>
                   <pic:nvPicPr>
-                    <pic:cNvPr id="0" name="m4-s1.png"/>
+                    <pic:cNvPr id="0" name="s1.png"/>
                     <pic:cNvPicPr/>
                   </pic:nvPicPr>
                   <pic:blipFill>
@@ -1373,7 +1373,7 @@
                   <pic:spPr>
                     <a:xfrm>
                       <a:off x="0" y="0"/>
-                      <a:ext cx="3397347" cy="4192171"/>
+                      <a:ext cx="5400000" cy="6836250"/>
                     </a:xfrm>
                     <a:prstGeom prst="rect"/>
                   </pic:spPr>
@@ -1459,7 +1459,7 @@
       <w:r>
         <w:drawing>
           <wp:inline xmlns:a="http://schemas.openxmlformats.org/drawingml/2006/main" xmlns:pic="http://schemas.openxmlformats.org/drawingml/2006/picture">
-            <wp:extent cx="3397347" cy="4192171"/>
+            <wp:extent cx="5400000" cy="6836250"/>
             <wp:docPr id="4" name="Picture 4"/>
             <wp:cNvGraphicFramePr>
               <a:graphicFrameLocks noChangeAspect="1"/>
@@ -1468,7 +1468,7 @@
               <a:graphicData uri="http://schemas.openxmlformats.org/drawingml/2006/picture">
                 <pic:pic>
                   <pic:nvPicPr>
-                    <pic:cNvPr id="0" name="m5-s2.png"/>
+                    <pic:cNvPr id="0" name="s2.png"/>
                     <pic:cNvPicPr/>
                   </pic:nvPicPr>
                   <pic:blipFill>
@@ -1480,7 +1480,7 @@
                   <pic:spPr>
                     <a:xfrm>
                       <a:off x="0" y="0"/>
-                      <a:ext cx="3397347" cy="4192171"/>
+                      <a:ext cx="5400000" cy="6836250"/>
                     </a:xfrm>
                     <a:prstGeom prst="rect"/>
                   </pic:spPr>
@@ -1566,7 +1566,7 @@
       <w:r>
         <w:drawing>
           <wp:inline xmlns:a="http://schemas.openxmlformats.org/drawingml/2006/main" xmlns:pic="http://schemas.openxmlformats.org/drawingml/2006/picture">
-            <wp:extent cx="3397347" cy="4192171"/>
+            <wp:extent cx="5400000" cy="6836250"/>
             <wp:docPr id="5" name="Picture 5"/>
             <wp:cNvGraphicFramePr>
               <a:graphicFrameLocks noChangeAspect="1"/>
@@ -1575,7 +1575,7 @@
               <a:graphicData uri="http://schemas.openxmlformats.org/drawingml/2006/picture">
                 <pic:pic>
                   <pic:nvPicPr>
-                    <pic:cNvPr id="0" name="m3-sites.png"/>
+                    <pic:cNvPr id="0" name="s3.png"/>
                     <pic:cNvPicPr/>
                   </pic:nvPicPr>
                   <pic:blipFill>
@@ -1587,7 +1587,7 @@
                   <pic:spPr>
                     <a:xfrm>
                       <a:off x="0" y="0"/>
-                      <a:ext cx="3397347" cy="4192171"/>
+                      <a:ext cx="5400000" cy="6836250"/>
                     </a:xfrm>
                     <a:prstGeom prst="rect"/>
                   </pic:spPr>
@@ -1612,7 +1612,7 @@
           <w:color w:val="595959"/>
           <w:sz w:val="17"/>
         </w:rPr>
-        <w:t>图 5  S3 找图目录</w:t>
+        <w:t>图 5  S3 找图目录与口袋</w:t>
       </w:r>
     </w:p>
     <w:p>
@@ -1764,7 +1764,7 @@
       <w:r>
         <w:drawing>
           <wp:inline xmlns:a="http://schemas.openxmlformats.org/drawingml/2006/main" xmlns:pic="http://schemas.openxmlformats.org/drawingml/2006/picture">
-            <wp:extent cx="3397347" cy="4192171"/>
+            <wp:extent cx="5400000" cy="6836250"/>
             <wp:docPr id="6" name="Picture 6"/>
             <wp:cNvGraphicFramePr>
               <a:graphicFrameLocks noChangeAspect="1"/>
@@ -1773,7 +1773,7 @@
               <a:graphicData uri="http://schemas.openxmlformats.org/drawingml/2006/picture">
                 <pic:pic>
                   <pic:nvPicPr>
-                    <pic:cNvPr id="0" name="m6-s4-board.png"/>
+                    <pic:cNvPr id="0" name="s4.png"/>
                     <pic:cNvPicPr/>
                   </pic:nvPicPr>
                   <pic:blipFill>
@@ -1785,7 +1785,7 @@
                   <pic:spPr>
                     <a:xfrm>
                       <a:off x="0" y="0"/>
-                      <a:ext cx="3397347" cy="4192171"/>
+                      <a:ext cx="5400000" cy="6836250"/>
                     </a:xfrm>
                     <a:prstGeom prst="rect"/>
                   </pic:spPr>
@@ -1811,63 +1811,6 @@
           <w:sz w:val="17"/>
         </w:rPr>
         <w:t>图 6  S4 布置台与公共区</w:t>
-      </w:r>
-    </w:p>
-    <w:p>
-      <w:pPr>
-        <w:spacing w:before="120" w:after="80"/>
-        <w:jc w:val="center"/>
-      </w:pPr>
-      <w:r>
-        <w:drawing>
-          <wp:inline xmlns:a="http://schemas.openxmlformats.org/drawingml/2006/main" xmlns:pic="http://schemas.openxmlformats.org/drawingml/2006/picture">
-            <wp:extent cx="3397347" cy="4192171"/>
-            <wp:docPr id="7" name="Picture 7"/>
-            <wp:cNvGraphicFramePr>
-              <a:graphicFrameLocks noChangeAspect="1"/>
-            </wp:cNvGraphicFramePr>
-            <a:graphic>
-              <a:graphicData uri="http://schemas.openxmlformats.org/drawingml/2006/picture">
-                <pic:pic>
-                  <pic:nvPicPr>
-                    <pic:cNvPr id="0" name="m7-group.png"/>
-                    <pic:cNvPicPr/>
-                  </pic:nvPicPr>
-                  <pic:blipFill>
-                    <a:blip r:embed="rId15"/>
-                    <a:stretch>
-                      <a:fillRect/>
-                    </a:stretch>
-                  </pic:blipFill>
-                  <pic:spPr>
-                    <a:xfrm>
-                      <a:off x="0" y="0"/>
-                      <a:ext cx="3397347" cy="4192171"/>
-                    </a:xfrm>
-                    <a:prstGeom prst="rect"/>
-                  </pic:spPr>
-                </pic:pic>
-              </a:graphicData>
-            </a:graphic>
-          </wp:inline>
-        </w:drawing>
-      </w:r>
-    </w:p>
-    <w:p>
-      <w:pPr>
-        <w:keepNext w:val="0"/>
-        <w:keepLines/>
-        <w:spacing w:before="100" w:after="120" w:line="288" w:lineRule="auto"/>
-      </w:pPr>
-      <w:r>
-        <w:rPr>
-          <w:rFonts w:ascii="Segoe UI" w:hAnsi="Segoe UI" w:eastAsia="微软雅黑" w:cs="Segoe UI"/>
-          <w:b w:val="0"/>
-          <w:i w:val="0"/>
-          <w:color w:val="595959"/>
-          <w:sz w:val="17"/>
-        </w:rPr>
-        <w:t>图 7  S4 分组补全</w:t>
       </w:r>
     </w:p>
     <w:p>
@@ -1928,8 +1871,8 @@
       <w:r>
         <w:drawing>
           <wp:inline xmlns:a="http://schemas.openxmlformats.org/drawingml/2006/main" xmlns:pic="http://schemas.openxmlformats.org/drawingml/2006/picture">
-            <wp:extent cx="3397347" cy="4192171"/>
-            <wp:docPr id="8" name="Picture 8"/>
+            <wp:extent cx="5400000" cy="6836250"/>
+            <wp:docPr id="7" name="Picture 7"/>
             <wp:cNvGraphicFramePr>
               <a:graphicFrameLocks noChangeAspect="1"/>
             </wp:cNvGraphicFramePr>
@@ -1937,11 +1880,11 @@
               <a:graphicData uri="http://schemas.openxmlformats.org/drawingml/2006/picture">
                 <pic:pic>
                   <pic:nvPicPr>
-                    <pic:cNvPr id="0" name="m8-s5.png"/>
+                    <pic:cNvPr id="0" name="s5.png"/>
                     <pic:cNvPicPr/>
                   </pic:nvPicPr>
                   <pic:blipFill>
-                    <a:blip r:embed="rId16"/>
+                    <a:blip r:embed="rId15"/>
                     <a:stretch>
                       <a:fillRect/>
                     </a:stretch>
@@ -1949,7 +1892,7 @@
                   <pic:spPr>
                     <a:xfrm>
                       <a:off x="0" y="0"/>
-                      <a:ext cx="3397347" cy="4192171"/>
+                      <a:ext cx="5400000" cy="6836250"/>
                     </a:xfrm>
                     <a:prstGeom prst="rect"/>
                   </pic:spPr>
@@ -1974,7 +1917,7 @@
           <w:color w:val="595959"/>
           <w:sz w:val="17"/>
         </w:rPr>
-        <w:t>图 8  S5 灵感清单</w:t>
+        <w:t>图 7  S5 灵感清单</w:t>
       </w:r>
     </w:p>
     <w:p>
@@ -2072,8 +2015,8 @@
       <w:r>
         <w:drawing>
           <wp:inline xmlns:a="http://schemas.openxmlformats.org/drawingml/2006/main" xmlns:pic="http://schemas.openxmlformats.org/drawingml/2006/picture">
-            <wp:extent cx="3397347" cy="4192171"/>
-            <wp:docPr id="9" name="Picture 9"/>
+            <wp:extent cx="5400000" cy="6836250"/>
+            <wp:docPr id="8" name="Picture 8"/>
             <wp:cNvGraphicFramePr>
               <a:graphicFrameLocks noChangeAspect="1"/>
             </wp:cNvGraphicFramePr>
@@ -2081,11 +2024,11 @@
               <a:graphicData uri="http://schemas.openxmlformats.org/drawingml/2006/picture">
                 <pic:pic>
                   <pic:nvPicPr>
-                    <pic:cNvPr id="0" name="m9-s6.png"/>
+                    <pic:cNvPr id="0" name="s6.png"/>
                     <pic:cNvPicPr/>
                   </pic:nvPicPr>
                   <pic:blipFill>
-                    <a:blip r:embed="rId17"/>
+                    <a:blip r:embed="rId16"/>
                     <a:stretch>
                       <a:fillRect/>
                     </a:stretch>
@@ -2093,7 +2036,7 @@
                   <pic:spPr>
                     <a:xfrm>
                       <a:off x="0" y="0"/>
-                      <a:ext cx="3397347" cy="4192171"/>
+                      <a:ext cx="5400000" cy="6836250"/>
                     </a:xfrm>
                     <a:prstGeom prst="rect"/>
                   </pic:spPr>
@@ -2118,7 +2061,7 @@
           <w:color w:val="595959"/>
           <w:sz w:val="17"/>
         </w:rPr>
-        <w:t>图 9  S6 灯位表</w:t>
+        <w:t>图 8  S6 灯位表</w:t>
       </w:r>
     </w:p>
     <w:p>
@@ -2152,6 +2095,63 @@
           <w:sz w:val="21"/>
         </w:rPr>
         <w:t>点「导出方案」，约半分钟后在项目文件夹的 output 下生成 docx 与 PDF，页面上直接给下载链接。文档五章：项目概览、时间与地点（含黄金与蓝调时刻）、人物与主题、灵感与来源（每条灵感带来源图与元素）、布光。</w:t>
+      </w:r>
+    </w:p>
+    <w:p>
+      <w:pPr>
+        <w:spacing w:before="120" w:after="80"/>
+        <w:jc w:val="center"/>
+      </w:pPr>
+      <w:r>
+        <w:drawing>
+          <wp:inline xmlns:a="http://schemas.openxmlformats.org/drawingml/2006/main" xmlns:pic="http://schemas.openxmlformats.org/drawingml/2006/picture">
+            <wp:extent cx="5400000" cy="6836250"/>
+            <wp:docPr id="9" name="Picture 9"/>
+            <wp:cNvGraphicFramePr>
+              <a:graphicFrameLocks noChangeAspect="1"/>
+            </wp:cNvGraphicFramePr>
+            <a:graphic>
+              <a:graphicData uri="http://schemas.openxmlformats.org/drawingml/2006/picture">
+                <pic:pic>
+                  <pic:nvPicPr>
+                    <pic:cNvPr id="0" name="s7.png"/>
+                    <pic:cNvPicPr/>
+                  </pic:nvPicPr>
+                  <pic:blipFill>
+                    <a:blip r:embed="rId17"/>
+                    <a:stretch>
+                      <a:fillRect/>
+                    </a:stretch>
+                  </pic:blipFill>
+                  <pic:spPr>
+                    <a:xfrm>
+                      <a:off x="0" y="0"/>
+                      <a:ext cx="5400000" cy="6836250"/>
+                    </a:xfrm>
+                    <a:prstGeom prst="rect"/>
+                  </pic:spPr>
+                </pic:pic>
+              </a:graphicData>
+            </a:graphic>
+          </wp:inline>
+        </w:drawing>
+      </w:r>
+    </w:p>
+    <w:p>
+      <w:pPr>
+        <w:keepNext w:val="0"/>
+        <w:keepLines/>
+        <w:spacing w:before="100" w:after="120" w:line="288" w:lineRule="auto"/>
+      </w:pPr>
+      <w:r>
+        <w:rPr>
+          <w:rFonts w:ascii="Segoe UI" w:hAnsi="Segoe UI" w:eastAsia="微软雅黑" w:cs="Segoe UI"/>
+          <w:b w:val="0"/>
+          <w:i w:val="0"/>
+          <w:color w:val="595959"/>
+          <w:sz w:val="17"/>
+        </w:rPr>
+        <w:t>图 9  S7 导出</w:t>
       </w:r>
     </w:p>
     <w:p>
@@ -2267,7 +2267,7 @@
       <w:r>
         <w:drawing>
           <wp:inline xmlns:a="http://schemas.openxmlformats.org/drawingml/2006/main" xmlns:pic="http://schemas.openxmlformats.org/drawingml/2006/picture">
-            <wp:extent cx="3397347" cy="4192171"/>
+            <wp:extent cx="5400000" cy="6836250"/>
             <wp:docPr id="10" name="Picture 10"/>
             <wp:cNvGraphicFramePr>
               <a:graphicFrameLocks noChangeAspect="1"/>
@@ -2276,7 +2276,7 @@
               <a:graphicData uri="http://schemas.openxmlformats.org/drawingml/2006/picture">
                 <pic:pic>
                   <pic:nvPicPr>
-                    <pic:cNvPr id="0" name="m11-projects.png"/>
+                    <pic:cNvPr id="0" name="projects.png"/>
                     <pic:cNvPicPr/>
                   </pic:nvPicPr>
                   <pic:blipFill>
@@ -2288,7 +2288,7 @@
                   <pic:spPr>
                     <a:xfrm>
                       <a:off x="0" y="0"/>
-                      <a:ext cx="3397347" cy="4192171"/>
+                      <a:ext cx="5400000" cy="6836250"/>
                     </a:xfrm>
                     <a:prstGeom prst="rect"/>
                   </pic:spPr>
@@ -2313,7 +2313,7 @@
           <w:color w:val="595959"/>
           <w:sz w:val="17"/>
         </w:rPr>
-        <w:t>图 11  项目页</w:t>
+        <w:t>图 10  项目页</w:t>
       </w:r>
     </w:p>
     <w:p>

--- a/docs/印样台使用教程.docx
+++ b/docs/印样台使用教程.docx
@@ -198,7 +198,7 @@
       <w:r>
         <w:drawing>
           <wp:inline xmlns:a="http://schemas.openxmlformats.org/drawingml/2006/main" xmlns:pic="http://schemas.openxmlformats.org/drawingml/2006/picture">
-            <wp:extent cx="5400000" cy="6836250"/>
+            <wp:extent cx="5400000" cy="3375000"/>
             <wp:docPr id="1" name="Picture 1"/>
             <wp:cNvGraphicFramePr>
               <a:graphicFrameLocks noChangeAspect="1"/>
@@ -219,7 +219,7 @@
                   <pic:spPr>
                     <a:xfrm>
                       <a:off x="0" y="0"/>
-                      <a:ext cx="5400000" cy="6836250"/>
+                      <a:ext cx="5400000" cy="3375000"/>
                     </a:xfrm>
                     <a:prstGeom prst="rect"/>
                   </pic:spPr>
@@ -1245,7 +1245,7 @@
       <w:r>
         <w:drawing>
           <wp:inline xmlns:a="http://schemas.openxmlformats.org/drawingml/2006/main" xmlns:pic="http://schemas.openxmlformats.org/drawingml/2006/picture">
-            <wp:extent cx="5400000" cy="6836250"/>
+            <wp:extent cx="5400000" cy="3375000"/>
             <wp:docPr id="2" name="Picture 2"/>
             <wp:cNvGraphicFramePr>
               <a:graphicFrameLocks noChangeAspect="1"/>
@@ -1266,7 +1266,7 @@
                   <pic:spPr>
                     <a:xfrm>
                       <a:off x="0" y="0"/>
-                      <a:ext cx="5400000" cy="6836250"/>
+                      <a:ext cx="5400000" cy="3375000"/>
                     </a:xfrm>
                     <a:prstGeom prst="rect"/>
                   </pic:spPr>
@@ -1352,7 +1352,7 @@
       <w:r>
         <w:drawing>
           <wp:inline xmlns:a="http://schemas.openxmlformats.org/drawingml/2006/main" xmlns:pic="http://schemas.openxmlformats.org/drawingml/2006/picture">
-            <wp:extent cx="5400000" cy="6836250"/>
+            <wp:extent cx="5400000" cy="3375000"/>
             <wp:docPr id="3" name="Picture 3"/>
             <wp:cNvGraphicFramePr>
               <a:graphicFrameLocks noChangeAspect="1"/>
@@ -1373,7 +1373,7 @@
                   <pic:spPr>
                     <a:xfrm>
                       <a:off x="0" y="0"/>
-                      <a:ext cx="5400000" cy="6836250"/>
+                      <a:ext cx="5400000" cy="3375000"/>
                     </a:xfrm>
                     <a:prstGeom prst="rect"/>
                   </pic:spPr>
@@ -1459,7 +1459,7 @@
       <w:r>
         <w:drawing>
           <wp:inline xmlns:a="http://schemas.openxmlformats.org/drawingml/2006/main" xmlns:pic="http://schemas.openxmlformats.org/drawingml/2006/picture">
-            <wp:extent cx="5400000" cy="6836250"/>
+            <wp:extent cx="5400000" cy="3375000"/>
             <wp:docPr id="4" name="Picture 4"/>
             <wp:cNvGraphicFramePr>
               <a:graphicFrameLocks noChangeAspect="1"/>
@@ -1480,7 +1480,7 @@
                   <pic:spPr>
                     <a:xfrm>
                       <a:off x="0" y="0"/>
-                      <a:ext cx="5400000" cy="6836250"/>
+                      <a:ext cx="5400000" cy="3375000"/>
                     </a:xfrm>
                     <a:prstGeom prst="rect"/>
                   </pic:spPr>
@@ -1566,7 +1566,7 @@
       <w:r>
         <w:drawing>
           <wp:inline xmlns:a="http://schemas.openxmlformats.org/drawingml/2006/main" xmlns:pic="http://schemas.openxmlformats.org/drawingml/2006/picture">
-            <wp:extent cx="5400000" cy="6836250"/>
+            <wp:extent cx="5400000" cy="3375000"/>
             <wp:docPr id="5" name="Picture 5"/>
             <wp:cNvGraphicFramePr>
               <a:graphicFrameLocks noChangeAspect="1"/>
@@ -1587,7 +1587,7 @@
                   <pic:spPr>
                     <a:xfrm>
                       <a:off x="0" y="0"/>
-                      <a:ext cx="5400000" cy="6836250"/>
+                      <a:ext cx="5400000" cy="3375000"/>
                     </a:xfrm>
                     <a:prstGeom prst="rect"/>
                   </pic:spPr>
@@ -1764,7 +1764,7 @@
       <w:r>
         <w:drawing>
           <wp:inline xmlns:a="http://schemas.openxmlformats.org/drawingml/2006/main" xmlns:pic="http://schemas.openxmlformats.org/drawingml/2006/picture">
-            <wp:extent cx="5400000" cy="6836250"/>
+            <wp:extent cx="5400000" cy="3375000"/>
             <wp:docPr id="6" name="Picture 6"/>
             <wp:cNvGraphicFramePr>
               <a:graphicFrameLocks noChangeAspect="1"/>
@@ -1785,7 +1785,7 @@
                   <pic:spPr>
                     <a:xfrm>
                       <a:off x="0" y="0"/>
-                      <a:ext cx="5400000" cy="6836250"/>
+                      <a:ext cx="5400000" cy="3375000"/>
                     </a:xfrm>
                     <a:prstGeom prst="rect"/>
                   </pic:spPr>
@@ -1871,7 +1871,7 @@
       <w:r>
         <w:drawing>
           <wp:inline xmlns:a="http://schemas.openxmlformats.org/drawingml/2006/main" xmlns:pic="http://schemas.openxmlformats.org/drawingml/2006/picture">
-            <wp:extent cx="5400000" cy="6836250"/>
+            <wp:extent cx="5400000" cy="3375000"/>
             <wp:docPr id="7" name="Picture 7"/>
             <wp:cNvGraphicFramePr>
               <a:graphicFrameLocks noChangeAspect="1"/>
@@ -1892,7 +1892,7 @@
                   <pic:spPr>
                     <a:xfrm>
                       <a:off x="0" y="0"/>
-                      <a:ext cx="5400000" cy="6836250"/>
+                      <a:ext cx="5400000" cy="3375000"/>
                     </a:xfrm>
                     <a:prstGeom prst="rect"/>
                   </pic:spPr>
@@ -2015,7 +2015,7 @@
       <w:r>
         <w:drawing>
           <wp:inline xmlns:a="http://schemas.openxmlformats.org/drawingml/2006/main" xmlns:pic="http://schemas.openxmlformats.org/drawingml/2006/picture">
-            <wp:extent cx="5400000" cy="6836250"/>
+            <wp:extent cx="5400000" cy="3375000"/>
             <wp:docPr id="8" name="Picture 8"/>
             <wp:cNvGraphicFramePr>
               <a:graphicFrameLocks noChangeAspect="1"/>
@@ -2036,7 +2036,7 @@
                   <pic:spPr>
                     <a:xfrm>
                       <a:off x="0" y="0"/>
-                      <a:ext cx="5400000" cy="6836250"/>
+                      <a:ext cx="5400000" cy="3375000"/>
                     </a:xfrm>
                     <a:prstGeom prst="rect"/>
                   </pic:spPr>
@@ -2105,7 +2105,7 @@
       <w:r>
         <w:drawing>
           <wp:inline xmlns:a="http://schemas.openxmlformats.org/drawingml/2006/main" xmlns:pic="http://schemas.openxmlformats.org/drawingml/2006/picture">
-            <wp:extent cx="5400000" cy="6836250"/>
+            <wp:extent cx="5400000" cy="3375000"/>
             <wp:docPr id="9" name="Picture 9"/>
             <wp:cNvGraphicFramePr>
               <a:graphicFrameLocks noChangeAspect="1"/>
@@ -2126,7 +2126,7 @@
                   <pic:spPr>
                     <a:xfrm>
                       <a:off x="0" y="0"/>
-                      <a:ext cx="5400000" cy="6836250"/>
+                      <a:ext cx="5400000" cy="3375000"/>
                     </a:xfrm>
                     <a:prstGeom prst="rect"/>
                   </pic:spPr>
@@ -2267,7 +2267,7 @@
       <w:r>
         <w:drawing>
           <wp:inline xmlns:a="http://schemas.openxmlformats.org/drawingml/2006/main" xmlns:pic="http://schemas.openxmlformats.org/drawingml/2006/picture">
-            <wp:extent cx="5400000" cy="6836250"/>
+            <wp:extent cx="5400000" cy="3375000"/>
             <wp:docPr id="10" name="Picture 10"/>
             <wp:cNvGraphicFramePr>
               <a:graphicFrameLocks noChangeAspect="1"/>
@@ -2288,7 +2288,7 @@
                   <pic:spPr>
                     <a:xfrm>
                       <a:off x="0" y="0"/>
-                      <a:ext cx="5400000" cy="6836250"/>
+                      <a:ext cx="5400000" cy="3375000"/>
                     </a:xfrm>
                     <a:prstGeom prst="rect"/>
                   </pic:spPr>
